--- a/output/tables/Table4_SVI_vs_EDI_Comparison.docx
+++ b/output/tables/Table4_SVI_vs_EDI_Comparison.docx
@@ -92,7 +92,7 @@
           </w:tcPr>
           <w:p>
             <w:r>
-              <w:t>0.9915 (0.9521-1.0325)</w:t>
+              <w:t>0.9926 (0.9534-1.0334)</w:t>
             </w:r>
           </w:p>
         </w:tc>
@@ -102,7 +102,7 @@
           </w:tcPr>
           <w:p>
             <w:r>
-              <w:t>0.6808</w:t>
+              <w:t>0.7162</w:t>
             </w:r>
           </w:p>
         </w:tc>
@@ -124,7 +124,7 @@
           </w:tcPr>
           <w:p>
             <w:r>
-              <w:t>0.9964 (0.9549-1.0398)</w:t>
+              <w:t>0.9977 (0.9564-1.0408)</w:t>
             </w:r>
           </w:p>
         </w:tc>
@@ -134,7 +134,7 @@
           </w:tcPr>
           <w:p>
             <w:r>
-              <w:t>0.8698</w:t>
+              <w:t>0.9151</w:t>
             </w:r>
           </w:p>
         </w:tc>
@@ -377,7 +377,7 @@
           </w:tcPr>
           <w:p>
             <w:r>
-              <w:t>1.0203 (0.9885-1.0530)</w:t>
+              <w:t>1.0214 (0.9897-1.0541)</w:t>
             </w:r>
           </w:p>
         </w:tc>
@@ -387,7 +387,7 @@
           </w:tcPr>
           <w:p>
             <w:r>
-              <w:t>0.2130</w:t>
+              <w:t>0.1879</w:t>
             </w:r>
           </w:p>
         </w:tc>
@@ -409,7 +409,7 @@
           </w:tcPr>
           <w:p>
             <w:r>
-              <w:t>1.0257 (0.9929-1.0596)</w:t>
+              <w:t>1.0270 (0.9942-1.0608)</w:t>
             </w:r>
           </w:p>
         </w:tc>
@@ -419,7 +419,7 @@
           </w:tcPr>
           <w:p>
             <w:r>
-              <w:t>0.1265</w:t>
+              <w:t>0.1082</w:t>
             </w:r>
           </w:p>
         </w:tc>

--- a/output/tables/Table4_SVI_vs_EDI_Comparison.docx
+++ b/output/tables/Table4_SVI_vs_EDI_Comparison.docx
@@ -92,7 +92,7 @@
           </w:tcPr>
           <w:p>
             <w:r>
-              <w:t>0.9926 (0.9534-1.0334)</w:t>
+              <w:t>0.9978 (0.9588-1.0384)</w:t>
             </w:r>
           </w:p>
         </w:tc>
@@ -102,7 +102,7 @@
           </w:tcPr>
           <w:p>
             <w:r>
-              <w:t>0.7162</w:t>
+              <w:t>0.9138</w:t>
             </w:r>
           </w:p>
         </w:tc>
@@ -124,7 +124,7 @@
           </w:tcPr>
           <w:p>
             <w:r>
-              <w:t>0.9977 (0.9564-1.0408)</w:t>
+              <w:t>1.0040 (0.9628-1.0470)</w:t>
             </w:r>
           </w:p>
         </w:tc>
@@ -134,7 +134,7 @@
           </w:tcPr>
           <w:p>
             <w:r>
-              <w:t>0.9151</w:t>
+              <w:t>0.8522</w:t>
             </w:r>
           </w:p>
         </w:tc>
@@ -156,7 +156,7 @@
           </w:tcPr>
           <w:p>
             <w:r>
-              <w:t>0.9373 (0.9000-0.9762)</w:t>
+              <w:t>0.9430 (0.9060-0.9815)</w:t>
             </w:r>
           </w:p>
         </w:tc>
@@ -166,7 +166,7 @@
           </w:tcPr>
           <w:p>
             <w:r>
-              <w:t>0.0018</w:t>
+              <w:t>0.0041</w:t>
             </w:r>
           </w:p>
         </w:tc>
@@ -188,7 +188,7 @@
           </w:tcPr>
           <w:p>
             <w:r>
-              <w:t>0.9828 (0.9409-1.0265)</w:t>
+              <w:t>0.9897 (0.9481-1.0331)</w:t>
             </w:r>
           </w:p>
         </w:tc>
@@ -198,7 +198,7 @@
           </w:tcPr>
           <w:p>
             <w:r>
-              <w:t>0.4343</w:t>
+              <w:t>0.6370</w:t>
             </w:r>
           </w:p>
         </w:tc>
@@ -220,7 +220,7 @@
           </w:tcPr>
           <w:p>
             <w:r>
-              <w:t>1.0064 (0.9681-1.0463)</w:t>
+              <w:t>1.0144 (0.9762-1.0541)</w:t>
             </w:r>
           </w:p>
         </w:tc>
@@ -230,7 +230,7 @@
           </w:tcPr>
           <w:p>
             <w:r>
-              <w:t>0.7458</w:t>
+              <w:t>0.4660</w:t>
             </w:r>
           </w:p>
         </w:tc>
@@ -252,7 +252,7 @@
           </w:tcPr>
           <w:p>
             <w:r>
-              <w:t>1.0260 (0.9852-1.0686)</w:t>
+              <w:t>1.0354 (0.9946-1.0778)</w:t>
             </w:r>
           </w:p>
         </w:tc>
@@ -262,7 +262,7 @@
           </w:tcPr>
           <w:p>
             <w:r>
-              <w:t>0.2149</w:t>
+              <w:t>0.0895</w:t>
             </w:r>
           </w:p>
         </w:tc>
@@ -284,7 +284,7 @@
           </w:tcPr>
           <w:p>
             <w:r>
-              <w:t>8.2307 (4.6523-14.5614)</w:t>
+              <w:t>8.0282 (4.6262-13.9318)</w:t>
             </w:r>
           </w:p>
         </w:tc>
@@ -377,7 +377,7 @@
           </w:tcPr>
           <w:p>
             <w:r>
-              <w:t>1.0214 (0.9897-1.0541)</w:t>
+              <w:t>1.0255 (0.9939-1.0580)</w:t>
             </w:r>
           </w:p>
         </w:tc>
@@ -387,7 +387,7 @@
           </w:tcPr>
           <w:p>
             <w:r>
-              <w:t>0.1879</w:t>
+              <w:t>0.1144</w:t>
             </w:r>
           </w:p>
         </w:tc>
@@ -409,7 +409,7 @@
           </w:tcPr>
           <w:p>
             <w:r>
-              <w:t>1.0270 (0.9942-1.0608)</w:t>
+              <w:t>1.0315 (0.9988-1.0652)</w:t>
             </w:r>
           </w:p>
         </w:tc>
@@ -419,7 +419,7 @@
           </w:tcPr>
           <w:p>
             <w:r>
-              <w:t>0.1082</w:t>
+              <w:t>0.0594</w:t>
             </w:r>
           </w:p>
         </w:tc>
@@ -441,7 +441,7 @@
           </w:tcPr>
           <w:p>
             <w:r>
-              <w:t>0.9789 (0.9490-1.0097)</w:t>
+              <w:t>0.9805 (0.9509-1.0111)</w:t>
             </w:r>
           </w:p>
         </w:tc>
@@ -451,7 +451,7 @@
           </w:tcPr>
           <w:p>
             <w:r>
-              <w:t>0.1767</w:t>
+              <w:t>0.2094</w:t>
             </w:r>
           </w:p>
         </w:tc>
@@ -473,7 +473,7 @@
           </w:tcPr>
           <w:p>
             <w:r>
-              <w:t>1.0074 (0.9745-1.0414)</w:t>
+              <w:t>1.0097 (0.9770-1.0435)</w:t>
             </w:r>
           </w:p>
         </w:tc>
@@ -483,7 +483,7 @@
           </w:tcPr>
           <w:p>
             <w:r>
-              <w:t>0.6633</w:t>
+              <w:t>0.5667</w:t>
             </w:r>
           </w:p>
         </w:tc>
@@ -505,7 +505,7 @@
           </w:tcPr>
           <w:p>
             <w:r>
-              <w:t>1.0166 (0.9861-1.0480)</w:t>
+              <w:t>1.0205 (0.9902-1.0518)</w:t>
             </w:r>
           </w:p>
         </w:tc>
@@ -515,7 +515,7 @@
           </w:tcPr>
           <w:p>
             <w:r>
-              <w:t>0.2901</w:t>
+              <w:t>0.1876</w:t>
             </w:r>
           </w:p>
         </w:tc>
@@ -537,7 +537,7 @@
           </w:tcPr>
           <w:p>
             <w:r>
-              <w:t>1.0303 (0.9983-1.0632)</w:t>
+              <w:t>1.0347 (1.0029-1.0676)</w:t>
             </w:r>
           </w:p>
         </w:tc>
@@ -547,7 +547,7 @@
           </w:tcPr>
           <w:p>
             <w:r>
-              <w:t>0.0634</w:t>
+              <w:t>0.0321</w:t>
             </w:r>
           </w:p>
         </w:tc>
@@ -569,7 +569,7 @@
           </w:tcPr>
           <w:p>
             <w:r>
-              <w:t>1.9619 (1.5583-2.4702)</w:t>
+              <w:t>1.9801 (1.5764-2.4873)</w:t>
             </w:r>
           </w:p>
         </w:tc>

--- a/output/tables/Table4_SVI_vs_EDI_Comparison.docx
+++ b/output/tables/Table4_SVI_vs_EDI_Comparison.docx
@@ -156,7 +156,7 @@
           </w:tcPr>
           <w:p>
             <w:r>
-              <w:t>0.9430 (0.9060-0.9815)</w:t>
+              <w:t>0.9477 (0.9148-0.9818)</w:t>
             </w:r>
           </w:p>
         </w:tc>
@@ -166,7 +166,7 @@
           </w:tcPr>
           <w:p>
             <w:r>
-              <w:t>0.0041</w:t>
+              <w:t>0.0029</w:t>
             </w:r>
           </w:p>
         </w:tc>
@@ -188,7 +188,7 @@
           </w:tcPr>
           <w:p>
             <w:r>
-              <w:t>0.9897 (0.9481-1.0331)</w:t>
+              <w:t>0.9929 (0.9576-1.0295)</w:t>
             </w:r>
           </w:p>
         </w:tc>
@@ -198,7 +198,7 @@
           </w:tcPr>
           <w:p>
             <w:r>
-              <w:t>0.6370</w:t>
+              <w:t>0.6989</w:t>
             </w:r>
           </w:p>
         </w:tc>
@@ -220,7 +220,7 @@
           </w:tcPr>
           <w:p>
             <w:r>
-              <w:t>1.0144 (0.9762-1.0541)</w:t>
+              <w:t>1.0169 (0.9837-1.0511)</w:t>
             </w:r>
           </w:p>
         </w:tc>
@@ -230,7 +230,7 @@
           </w:tcPr>
           <w:p>
             <w:r>
-              <w:t>0.4660</w:t>
+              <w:t>0.3222</w:t>
             </w:r>
           </w:p>
         </w:tc>
@@ -252,7 +252,7 @@
           </w:tcPr>
           <w:p>
             <w:r>
-              <w:t>1.0354 (0.9946-1.0778)</w:t>
+              <w:t>1.0351 (1.0012-1.0703)</w:t>
             </w:r>
           </w:p>
         </w:tc>
@@ -262,7 +262,7 @@
           </w:tcPr>
           <w:p>
             <w:r>
-              <w:t>0.0895</w:t>
+              <w:t>0.0425</w:t>
             </w:r>
           </w:p>
         </w:tc>
@@ -284,7 +284,7 @@
           </w:tcPr>
           <w:p>
             <w:r>
-              <w:t>8.0282 (4.6262-13.9318)</w:t>
+              <w:t>8.3296 (4.8583-14.2812)</w:t>
             </w:r>
           </w:p>
         </w:tc>
@@ -441,7 +441,7 @@
           </w:tcPr>
           <w:p>
             <w:r>
-              <w:t>0.9805 (0.9509-1.0111)</w:t>
+              <w:t>0.9894 (0.9665-1.0128)</w:t>
             </w:r>
           </w:p>
         </w:tc>
@@ -451,7 +451,7 @@
           </w:tcPr>
           <w:p>
             <w:r>
-              <w:t>0.2094</w:t>
+              <w:t>0.3718</w:t>
             </w:r>
           </w:p>
         </w:tc>
@@ -473,7 +473,7 @@
           </w:tcPr>
           <w:p>
             <w:r>
-              <w:t>1.0097 (0.9770-1.0435)</w:t>
+              <w:t>1.0163 (0.9922-1.0410)</w:t>
             </w:r>
           </w:p>
         </w:tc>
@@ -483,7 +483,7 @@
           </w:tcPr>
           <w:p>
             <w:r>
-              <w:t>0.5667</w:t>
+              <w:t>0.1862</w:t>
             </w:r>
           </w:p>
         </w:tc>
@@ -505,7 +505,7 @@
           </w:tcPr>
           <w:p>
             <w:r>
-              <w:t>1.0205 (0.9902-1.0518)</w:t>
+              <w:t>1.0246 (1.0020-1.0478)</w:t>
             </w:r>
           </w:p>
         </w:tc>
@@ -515,7 +515,7 @@
           </w:tcPr>
           <w:p>
             <w:r>
-              <w:t>0.1876</w:t>
+              <w:t>0.0329</w:t>
             </w:r>
           </w:p>
         </w:tc>
@@ -537,7 +537,7 @@
           </w:tcPr>
           <w:p>
             <w:r>
-              <w:t>1.0347 (1.0029-1.0676)</w:t>
+              <w:t>1.0348 (1.0119-1.0582)</w:t>
             </w:r>
           </w:p>
         </w:tc>
@@ -547,7 +547,7 @@
           </w:tcPr>
           <w:p>
             <w:r>
-              <w:t>0.0321</w:t>
+              <w:t>0.0027</w:t>
             </w:r>
           </w:p>
         </w:tc>
@@ -569,7 +569,7 @@
           </w:tcPr>
           <w:p>
             <w:r>
-              <w:t>1.9801 (1.5764-2.4873)</w:t>
+              <w:t>2.1274 (1.7369-2.6057)</w:t>
             </w:r>
           </w:p>
         </w:tc>
